--- a/data/outputs/v2/Grade11/Biology/Quizzes/SS2.2_Growth_and_Development_in_Plants/Biology_G11_SS2.2_Growth_and_Development_in_Plants_L7_AnswerKey.docx
+++ b/data/outputs/v2/Grade11/Biology/Quizzes/SS2.2_Growth_and_Development_in_Plants/Biology_G11_SS2.2_Growth_and_Development_in_Plants_L7_AnswerKey.docx
@@ -1405,7 +1405,7 @@
         </w:rPr>
         <w:t xml:space="preserve">© 2026 SeaVuria and ARES. Aligned with KICD objectives. Developed by SeaVuria; technical implementation by ARES (with AI assistance from Claude). Licensed under </w:t>
       </w:r>
-      <w:hyperlink w:history="1" r:id="rIdrgxz3qmfy3ety1exzkmtd">
+      <w:hyperlink w:history="1" r:id="rIdakt9lfqw-uyze0tn2aufv">
         <w:r>
           <w:rPr>
             <w:rFonts w:ascii="Arial" w:cs="Arial" w:eastAsia="Arial" w:hAnsi="Arial"/>
@@ -1426,7 +1426,7 @@
         </w:rPr>
         <w:t xml:space="preserve"> (</w:t>
       </w:r>
-      <w:hyperlink w:history="1" r:id="rId2opyftzgushs83zflq3ku">
+      <w:hyperlink w:history="1" r:id="rId-kykky3qliugncayyst9l">
         <w:r>
           <w:rPr>
             <w:rFonts w:ascii="Arial" w:cs="Arial" w:eastAsia="Arial" w:hAnsi="Arial"/>

--- a/data/outputs/v2/Grade11/Biology/Quizzes/SS2.2_Growth_and_Development_in_Plants/Biology_G11_SS2.2_Growth_and_Development_in_Plants_L7_AnswerKey.docx
+++ b/data/outputs/v2/Grade11/Biology/Quizzes/SS2.2_Growth_and_Development_in_Plants/Biology_G11_SS2.2_Growth_and_Development_in_Plants_L7_AnswerKey.docx
@@ -29,7 +29,7 @@
           <w:sz w:val="20"/>
           <w:szCs w:val="20"/>
         </w:rPr>
-        <w:t xml:space="preserve">Sub-Strand 2.2: Growth and Development in Plants  •  Lesson 7: Plant Hormones: What Controls Growth in Maize and Bean Seedlings?</w:t>
+        <w:t xml:space="preserve">Sub-Strand 2.2: Growth and Development in Plants  •  Lesson 7: Plant Hormones and Apical Dominance: What Coordinates Growth in Maize and Beans?</w:t>
       </w:r>
     </w:p>
     <w:p>
@@ -64,7 +64,7 @@
     </w:p>
     <w:tbl>
       <w:tblPr>
-        <w:tblW w:type="dxa" w:w="9359"/>
+        <w:tblW w:type="dxa" w:w="9360"/>
         <w:tblBorders>
           <w:top w:val="single" w:color="auto" w:sz="4"/>
           <w:left w:val="single" w:color="auto" w:sz="4"/>
@@ -75,18 +75,19 @@
         </w:tblBorders>
       </w:tblPr>
       <w:tblGrid>
-        <w:gridCol w:w="1337"/>
-        <w:gridCol w:w="1337"/>
-        <w:gridCol w:w="1337"/>
-        <w:gridCol w:w="1337"/>
-        <w:gridCol w:w="1337"/>
-        <w:gridCol w:w="1337"/>
-        <w:gridCol w:w="1337"/>
+        <w:gridCol w:w="1170"/>
+        <w:gridCol w:w="1170"/>
+        <w:gridCol w:w="1170"/>
+        <w:gridCol w:w="1170"/>
+        <w:gridCol w:w="1170"/>
+        <w:gridCol w:w="1170"/>
+        <w:gridCol w:w="1170"/>
+        <w:gridCol w:w="1170"/>
       </w:tblGrid>
       <w:tr>
         <w:tc>
           <w:tcPr>
-            <w:tcW w:type="dxa" w:w="1337"/>
+            <w:tcW w:type="dxa" w:w="1170"/>
             <w:tcBorders>
               <w:top w:val="single" w:color="BBBBBB" w:sz="4"/>
               <w:left w:val="single" w:color="BBBBBB" w:sz="4"/>
@@ -119,7 +120,7 @@
         </w:tc>
         <w:tc>
           <w:tcPr>
-            <w:tcW w:type="dxa" w:w="1337"/>
+            <w:tcW w:type="dxa" w:w="1170"/>
             <w:tcBorders>
               <w:top w:val="single" w:color="BBBBBB" w:sz="4"/>
               <w:left w:val="single" w:color="BBBBBB" w:sz="4"/>
@@ -152,7 +153,7 @@
         </w:tc>
         <w:tc>
           <w:tcPr>
-            <w:tcW w:type="dxa" w:w="1337"/>
+            <w:tcW w:type="dxa" w:w="1170"/>
             <w:tcBorders>
               <w:top w:val="single" w:color="BBBBBB" w:sz="4"/>
               <w:left w:val="single" w:color="BBBBBB" w:sz="4"/>
@@ -185,7 +186,7 @@
         </w:tc>
         <w:tc>
           <w:tcPr>
-            <w:tcW w:type="dxa" w:w="1337"/>
+            <w:tcW w:type="dxa" w:w="1170"/>
             <w:tcBorders>
               <w:top w:val="single" w:color="BBBBBB" w:sz="4"/>
               <w:left w:val="single" w:color="BBBBBB" w:sz="4"/>
@@ -218,7 +219,7 @@
         </w:tc>
         <w:tc>
           <w:tcPr>
-            <w:tcW w:type="dxa" w:w="1337"/>
+            <w:tcW w:type="dxa" w:w="1170"/>
             <w:tcBorders>
               <w:top w:val="single" w:color="BBBBBB" w:sz="4"/>
               <w:left w:val="single" w:color="BBBBBB" w:sz="4"/>
@@ -251,7 +252,7 @@
         </w:tc>
         <w:tc>
           <w:tcPr>
-            <w:tcW w:type="dxa" w:w="1337"/>
+            <w:tcW w:type="dxa" w:w="1170"/>
             <w:tcBorders>
               <w:top w:val="single" w:color="BBBBBB" w:sz="4"/>
               <w:left w:val="single" w:color="BBBBBB" w:sz="4"/>
@@ -284,7 +285,7 @@
         </w:tc>
         <w:tc>
           <w:tcPr>
-            <w:tcW w:type="dxa" w:w="1337"/>
+            <w:tcW w:type="dxa" w:w="1170"/>
             <w:tcBorders>
               <w:top w:val="single" w:color="BBBBBB" w:sz="4"/>
               <w:left w:val="single" w:color="BBBBBB" w:sz="4"/>
@@ -315,11 +316,44 @@
             </w:r>
           </w:p>
         </w:tc>
+        <w:tc>
+          <w:tcPr>
+            <w:tcW w:type="dxa" w:w="1170"/>
+            <w:tcBorders>
+              <w:top w:val="single" w:color="BBBBBB" w:sz="4"/>
+              <w:left w:val="single" w:color="BBBBBB" w:sz="4"/>
+              <w:bottom w:val="single" w:color="BBBBBB" w:sz="4"/>
+              <w:right w:val="single" w:color="BBBBBB" w:sz="4"/>
+            </w:tcBorders>
+            <w:shd w:fill="D9EEF1" w:val="clear"/>
+            <w:tcMar>
+              <w:top w:type="dxa" w:w="60"/>
+              <w:left w:type="dxa" w:w="80"/>
+              <w:bottom w:type="dxa" w:w="60"/>
+              <w:right w:type="dxa" w:w="80"/>
+            </w:tcMar>
+          </w:tcPr>
+          <w:p>
+            <w:pPr>
+              <w:jc w:val="center"/>
+            </w:pPr>
+            <w:r>
+              <w:rPr>
+                <w:rFonts w:ascii="Arial" w:cs="Arial" w:eastAsia="Arial" w:hAnsi="Arial"/>
+                <w:b/>
+                <w:bCs/>
+                <w:sz w:val="21"/>
+                <w:szCs w:val="21"/>
+              </w:rPr>
+              <w:t xml:space="preserve">Q8</w:t>
+            </w:r>
+          </w:p>
+        </w:tc>
       </w:tr>
       <w:tr>
         <w:tc>
           <w:tcPr>
-            <w:tcW w:type="dxa" w:w="1337"/>
+            <w:tcW w:type="dxa" w:w="1170"/>
             <w:tcBorders>
               <w:top w:val="single" w:color="BBBBBB" w:sz="4"/>
               <w:left w:val="single" w:color="BBBBBB" w:sz="4"/>
@@ -351,7 +385,39 @@
         </w:tc>
         <w:tc>
           <w:tcPr>
-            <w:tcW w:type="dxa" w:w="1337"/>
+            <w:tcW w:type="dxa" w:w="1170"/>
+            <w:tcBorders>
+              <w:top w:val="single" w:color="BBBBBB" w:sz="4"/>
+              <w:left w:val="single" w:color="BBBBBB" w:sz="4"/>
+              <w:bottom w:val="single" w:color="BBBBBB" w:sz="4"/>
+              <w:right w:val="single" w:color="BBBBBB" w:sz="4"/>
+            </w:tcBorders>
+            <w:tcMar>
+              <w:top w:type="dxa" w:w="60"/>
+              <w:left w:type="dxa" w:w="80"/>
+              <w:bottom w:type="dxa" w:w="60"/>
+              <w:right w:type="dxa" w:w="80"/>
+            </w:tcMar>
+          </w:tcPr>
+          <w:p>
+            <w:pPr>
+              <w:jc w:val="center"/>
+            </w:pPr>
+            <w:r>
+              <w:rPr>
+                <w:rFonts w:ascii="Arial" w:cs="Arial" w:eastAsia="Arial" w:hAnsi="Arial"/>
+                <w:b/>
+                <w:bCs/>
+                <w:sz w:val="21"/>
+                <w:szCs w:val="21"/>
+              </w:rPr>
+              <w:t xml:space="preserve">B</w:t>
+            </w:r>
+          </w:p>
+        </w:tc>
+        <w:tc>
+          <w:tcPr>
+            <w:tcW w:type="dxa" w:w="1170"/>
             <w:tcBorders>
               <w:top w:val="single" w:color="BBBBBB" w:sz="4"/>
               <w:left w:val="single" w:color="BBBBBB" w:sz="4"/>
@@ -383,7 +449,7 @@
         </w:tc>
         <w:tc>
           <w:tcPr>
-            <w:tcW w:type="dxa" w:w="1337"/>
+            <w:tcW w:type="dxa" w:w="1170"/>
             <w:tcBorders>
               <w:top w:val="single" w:color="BBBBBB" w:sz="4"/>
               <w:left w:val="single" w:color="BBBBBB" w:sz="4"/>
@@ -415,7 +481,71 @@
         </w:tc>
         <w:tc>
           <w:tcPr>
-            <w:tcW w:type="dxa" w:w="1337"/>
+            <w:tcW w:type="dxa" w:w="1170"/>
+            <w:tcBorders>
+              <w:top w:val="single" w:color="BBBBBB" w:sz="4"/>
+              <w:left w:val="single" w:color="BBBBBB" w:sz="4"/>
+              <w:bottom w:val="single" w:color="BBBBBB" w:sz="4"/>
+              <w:right w:val="single" w:color="BBBBBB" w:sz="4"/>
+            </w:tcBorders>
+            <w:tcMar>
+              <w:top w:type="dxa" w:w="60"/>
+              <w:left w:type="dxa" w:w="80"/>
+              <w:bottom w:type="dxa" w:w="60"/>
+              <w:right w:type="dxa" w:w="80"/>
+            </w:tcMar>
+          </w:tcPr>
+          <w:p>
+            <w:pPr>
+              <w:jc w:val="center"/>
+            </w:pPr>
+            <w:r>
+              <w:rPr>
+                <w:rFonts w:ascii="Arial" w:cs="Arial" w:eastAsia="Arial" w:hAnsi="Arial"/>
+                <w:b/>
+                <w:bCs/>
+                <w:sz w:val="21"/>
+                <w:szCs w:val="21"/>
+              </w:rPr>
+              <w:t xml:space="preserve">B</w:t>
+            </w:r>
+          </w:p>
+        </w:tc>
+        <w:tc>
+          <w:tcPr>
+            <w:tcW w:type="dxa" w:w="1170"/>
+            <w:tcBorders>
+              <w:top w:val="single" w:color="BBBBBB" w:sz="4"/>
+              <w:left w:val="single" w:color="BBBBBB" w:sz="4"/>
+              <w:bottom w:val="single" w:color="BBBBBB" w:sz="4"/>
+              <w:right w:val="single" w:color="BBBBBB" w:sz="4"/>
+            </w:tcBorders>
+            <w:tcMar>
+              <w:top w:type="dxa" w:w="60"/>
+              <w:left w:type="dxa" w:w="80"/>
+              <w:bottom w:type="dxa" w:w="60"/>
+              <w:right w:type="dxa" w:w="80"/>
+            </w:tcMar>
+          </w:tcPr>
+          <w:p>
+            <w:pPr>
+              <w:jc w:val="center"/>
+            </w:pPr>
+            <w:r>
+              <w:rPr>
+                <w:rFonts w:ascii="Arial" w:cs="Arial" w:eastAsia="Arial" w:hAnsi="Arial"/>
+                <w:b/>
+                <w:bCs/>
+                <w:sz w:val="21"/>
+                <w:szCs w:val="21"/>
+              </w:rPr>
+              <w:t xml:space="preserve">B</w:t>
+            </w:r>
+          </w:p>
+        </w:tc>
+        <w:tc>
+          <w:tcPr>
+            <w:tcW w:type="dxa" w:w="1170"/>
             <w:tcBorders>
               <w:top w:val="single" w:color="BBBBBB" w:sz="4"/>
               <w:left w:val="single" w:color="BBBBBB" w:sz="4"/>
@@ -447,7 +577,7 @@
         </w:tc>
         <w:tc>
           <w:tcPr>
-            <w:tcW w:type="dxa" w:w="1337"/>
+            <w:tcW w:type="dxa" w:w="1170"/>
             <w:tcBorders>
               <w:top w:val="single" w:color="BBBBBB" w:sz="4"/>
               <w:left w:val="single" w:color="BBBBBB" w:sz="4"/>
@@ -477,70 +607,6 @@
             </w:r>
           </w:p>
         </w:tc>
-        <w:tc>
-          <w:tcPr>
-            <w:tcW w:type="dxa" w:w="1337"/>
-            <w:tcBorders>
-              <w:top w:val="single" w:color="BBBBBB" w:sz="4"/>
-              <w:left w:val="single" w:color="BBBBBB" w:sz="4"/>
-              <w:bottom w:val="single" w:color="BBBBBB" w:sz="4"/>
-              <w:right w:val="single" w:color="BBBBBB" w:sz="4"/>
-            </w:tcBorders>
-            <w:tcMar>
-              <w:top w:type="dxa" w:w="60"/>
-              <w:left w:type="dxa" w:w="80"/>
-              <w:bottom w:type="dxa" w:w="60"/>
-              <w:right w:type="dxa" w:w="80"/>
-            </w:tcMar>
-          </w:tcPr>
-          <w:p>
-            <w:pPr>
-              <w:jc w:val="center"/>
-            </w:pPr>
-            <w:r>
-              <w:rPr>
-                <w:rFonts w:ascii="Arial" w:cs="Arial" w:eastAsia="Arial" w:hAnsi="Arial"/>
-                <w:b/>
-                <w:bCs/>
-                <w:sz w:val="21"/>
-                <w:szCs w:val="21"/>
-              </w:rPr>
-              <w:t xml:space="preserve">D</w:t>
-            </w:r>
-          </w:p>
-        </w:tc>
-        <w:tc>
-          <w:tcPr>
-            <w:tcW w:type="dxa" w:w="1337"/>
-            <w:tcBorders>
-              <w:top w:val="single" w:color="BBBBBB" w:sz="4"/>
-              <w:left w:val="single" w:color="BBBBBB" w:sz="4"/>
-              <w:bottom w:val="single" w:color="BBBBBB" w:sz="4"/>
-              <w:right w:val="single" w:color="BBBBBB" w:sz="4"/>
-            </w:tcBorders>
-            <w:tcMar>
-              <w:top w:type="dxa" w:w="60"/>
-              <w:left w:type="dxa" w:w="80"/>
-              <w:bottom w:type="dxa" w:w="60"/>
-              <w:right w:type="dxa" w:w="80"/>
-            </w:tcMar>
-          </w:tcPr>
-          <w:p>
-            <w:pPr>
-              <w:jc w:val="center"/>
-            </w:pPr>
-            <w:r>
-              <w:rPr>
-                <w:rFonts w:ascii="Arial" w:cs="Arial" w:eastAsia="Arial" w:hAnsi="Arial"/>
-                <w:b/>
-                <w:bCs/>
-                <w:sz w:val="21"/>
-                <w:szCs w:val="21"/>
-              </w:rPr>
-              <w:t xml:space="preserve">A</w:t>
-            </w:r>
-          </w:p>
-        </w:tc>
       </w:tr>
     </w:tbl>
     <w:p>
@@ -568,7 +634,7 @@
           <w:sz w:val="16"/>
           <w:szCs w:val="16"/>
         </w:rPr>
-        <w:t xml:space="preserve">USE AFTER: OBSERVE PHASE — Observe: hormone evidence table (video and reading on plant hormones)</w:t>
+        <w:t xml:space="preserve">USE AFTER: PREDICT PHASE — Predict: Think-Pair-Share on why removing only the tip made the bean branch</w:t>
       </w:r>
     </w:p>
     <w:p>
@@ -584,37 +650,37 @@
           <w:sz w:val="21"/>
           <w:szCs w:val="21"/>
         </w:rPr>
-        <w:t xml:space="preserve">Q1. A farmer in Kakamega plants bean seeds on the same day after rain. One healthy-looking seed has not germinated because it is still dormant. Which hormone could help break its dormancy and start germination?</w:t>
-      </w:r>
-    </w:p>
-    <w:p>
-      <w:pPr>
-        <w:keepNext/>
-        <w:spacing w:after="20"/>
-        <w:ind w:left="360"/>
-      </w:pPr>
-      <w:r>
-        <w:rPr>
-          <w:rFonts w:ascii="Arial" w:cs="Arial" w:eastAsia="Arial" w:hAnsi="Arial"/>
-          <w:sz w:val="21"/>
-          <w:szCs w:val="21"/>
-        </w:rPr>
-        <w:t xml:space="preserve">A.  Abscisic acid</w:t>
-      </w:r>
-    </w:p>
-    <w:p>
-      <w:pPr>
-        <w:keepNext/>
-        <w:spacing w:after="20"/>
-        <w:ind w:left="360"/>
-      </w:pPr>
-      <w:r>
-        <w:rPr>
-          <w:rFonts w:ascii="Arial" w:cs="Arial" w:eastAsia="Arial" w:hAnsi="Arial"/>
-          <w:sz w:val="21"/>
-          <w:szCs w:val="21"/>
-        </w:rPr>
-        <w:t xml:space="preserve">B.  Ethylene</w:t>
+        <w:t xml:space="preserve">Q1. Mr. Wafula's Rosecoco beans with the shoot tip intact had 0 branches at Day 25. Beans with the tip removed at Day 20 had 3 lateral branches by Day 32. What is the best prediction for why removing the tip made the beans branch?</w:t>
+      </w:r>
+    </w:p>
+    <w:p>
+      <w:pPr>
+        <w:keepNext/>
+        <w:spacing w:after="20"/>
+        <w:ind w:left="360"/>
+      </w:pPr>
+      <w:r>
+        <w:rPr>
+          <w:rFonts w:ascii="Arial" w:cs="Arial" w:eastAsia="Arial" w:hAnsi="Arial"/>
+          <w:sz w:val="21"/>
+          <w:szCs w:val="21"/>
+        </w:rPr>
+        <w:t xml:space="preserve">A.  The plant got more sunlight on the side buds after the tip was cut</w:t>
+      </w:r>
+    </w:p>
+    <w:p>
+      <w:pPr>
+        <w:keepNext/>
+        <w:spacing w:after="20"/>
+        <w:ind w:left="360"/>
+      </w:pPr>
+      <w:r>
+        <w:rPr>
+          <w:rFonts w:ascii="Arial" w:cs="Arial" w:eastAsia="Arial" w:hAnsi="Arial"/>
+          <w:sz w:val="21"/>
+          <w:szCs w:val="21"/>
+        </w:rPr>
+        <w:t xml:space="preserve">B.  Cutting the tip made the plant absorb more water from the soil</w:t>
       </w:r>
     </w:p>
     <w:p>
@@ -632,22 +698,22 @@
           <w:sz w:val="21"/>
           <w:szCs w:val="21"/>
         </w:rPr>
-        <w:t xml:space="preserve">C.  Gibberellins</w:t>
-      </w:r>
-    </w:p>
-    <w:p>
-      <w:pPr>
-        <w:keepNext/>
-        <w:spacing w:after="20"/>
-        <w:ind w:left="360"/>
-      </w:pPr>
-      <w:r>
-        <w:rPr>
-          <w:rFonts w:ascii="Arial" w:cs="Arial" w:eastAsia="Arial" w:hAnsi="Arial"/>
-          <w:sz w:val="21"/>
-          <w:szCs w:val="21"/>
-        </w:rPr>
-        <w:t xml:space="preserve">D.  Auxin from the stem tip only</w:t>
+        <w:t xml:space="preserve">C.  Something made in the shoot tip was stopping the side buds from growing</w:t>
+      </w:r>
+    </w:p>
+    <w:p>
+      <w:pPr>
+        <w:keepNext/>
+        <w:spacing w:after="20"/>
+        <w:ind w:left="360"/>
+      </w:pPr>
+      <w:r>
+        <w:rPr>
+          <w:rFonts w:ascii="Arial" w:cs="Arial" w:eastAsia="Arial" w:hAnsi="Arial"/>
+          <w:sz w:val="21"/>
+          <w:szCs w:val="21"/>
+        </w:rPr>
+        <w:t xml:space="preserve">D.  Side buds only grow when the plant is damaged and needs to heal</w:t>
       </w:r>
     </w:p>
     <w:p>
@@ -672,7 +738,7 @@
           <w:sz w:val="19"/>
           <w:szCs w:val="19"/>
         </w:rPr>
-        <w:t xml:space="preserve">Gibberellins break dormancy and promote germination. Abscisic acid maintains dormancy, so it would not start germination.</w:t>
+        <w:t xml:space="preserve">Both beans were the same variety in the same field, so the only difference was the tip. A signal (auxin) from the tip inhibits lateral buds. The sunlight idea is a common misconception, since the lesson controlled other conditions.</w:t>
       </w:r>
     </w:p>
     <w:p>
@@ -687,7 +753,7 @@
           <w:sz w:val="16"/>
           <w:szCs w:val="16"/>
         </w:rPr>
-        <w:t xml:space="preserve">USE AFTER: OBSERVE PHASE — Observe: hormone evidence table, row for abscisic acid</w:t>
+        <w:t xml:space="preserve">USE AFTER: OBSERVE PHASE — Observe: video/storyboard and completing the hormone table (auxin row)</w:t>
       </w:r>
     </w:p>
     <w:p>
@@ -703,7 +769,7 @@
           <w:sz w:val="21"/>
           <w:szCs w:val="21"/>
         </w:rPr>
-        <w:t xml:space="preserve">Q2. Which hormone keeps a seed dormant and also causes the stomata of a leaf to close?</w:t>
+        <w:t xml:space="preserve">Q2. Which plant hormone is made in the shoot tip, promotes stem elongation and inhibits the growth of lateral buds?</w:t>
       </w:r>
     </w:p>
     <w:p>
@@ -730,27 +796,27 @@
       <w:r>
         <w:rPr>
           <w:rFonts w:ascii="Arial" w:cs="Arial" w:eastAsia="Arial" w:hAnsi="Arial"/>
-          <w:sz w:val="21"/>
-          <w:szCs w:val="21"/>
-        </w:rPr>
-        <w:t xml:space="preserve">B.  Cytokinin</w:t>
-      </w:r>
-    </w:p>
-    <w:p>
-      <w:pPr>
-        <w:keepNext/>
-        <w:spacing w:after="20"/>
-        <w:ind w:left="360"/>
-      </w:pPr>
-      <w:r>
-        <w:rPr>
-          <w:rFonts w:ascii="Arial" w:cs="Arial" w:eastAsia="Arial" w:hAnsi="Arial"/>
           <w:b/>
           <w:bCs/>
           <w:color w:val="2E7D4F"/>
           <w:sz w:val="21"/>
           <w:szCs w:val="21"/>
         </w:rPr>
+        <w:t xml:space="preserve">B.  Auxin (IAA)</w:t>
+      </w:r>
+    </w:p>
+    <w:p>
+      <w:pPr>
+        <w:keepNext/>
+        <w:spacing w:after="20"/>
+        <w:ind w:left="360"/>
+      </w:pPr>
+      <w:r>
+        <w:rPr>
+          <w:rFonts w:ascii="Arial" w:cs="Arial" w:eastAsia="Arial" w:hAnsi="Arial"/>
+          <w:sz w:val="21"/>
+          <w:szCs w:val="21"/>
+        </w:rPr>
         <w:t xml:space="preserve">C.  Abscisic acid</w:t>
       </w:r>
     </w:p>
@@ -766,7 +832,7 @@
           <w:sz w:val="21"/>
           <w:szCs w:val="21"/>
         </w:rPr>
-        <w:t xml:space="preserve">D.  Gibberellin</w:t>
+        <w:t xml:space="preserve">D.  Cytokinin</w:t>
       </w:r>
     </w:p>
     <w:p>
@@ -782,7 +848,7 @@
           <w:sz w:val="21"/>
           <w:szCs w:val="21"/>
         </w:rPr>
-        <w:t xml:space="preserve">Correct answer: C. </w:t>
+        <w:t xml:space="preserve">Correct answer: B. </w:t>
       </w:r>
       <w:r>
         <w:rPr>
@@ -791,7 +857,7 @@
           <w:sz w:val="19"/>
           <w:szCs w:val="19"/>
         </w:rPr>
-        <w:t xml:space="preserve">Abscisic acid is responsible for dormancy and stomatal closure. Gibberellins do the opposite for dormancy, and cytokinins act in cell division.</w:t>
+        <w:t xml:space="preserve">Auxin (IAA) is made in the shoot tip. It promotes elongation and inhibits lateral buds, which is apical dominance. Cytokinin does the opposite for lateral buds, abscisic acid keeps seeds dormant and ethylene ripens fruit.</w:t>
       </w:r>
     </w:p>
     <w:p>
@@ -806,7 +872,7 @@
           <w:sz w:val="16"/>
           <w:szCs w:val="16"/>
         </w:rPr>
-        <w:t xml:space="preserve">USE AFTER: OBSERVE PHASE — Observe: highlighting an example for each hormone (ethylene: bananas or mangoes sold in Mombasa)</w:t>
+        <w:t xml:space="preserve">USE AFTER: OBSERVE PHASE — Observe: hormone table, ethylene row and oral probe 'Which hormone works as a gas?'</w:t>
       </w:r>
     </w:p>
     <w:p>
@@ -822,52 +888,37 @@
           <w:sz w:val="21"/>
           <w:szCs w:val="21"/>
         </w:rPr>
-        <w:t xml:space="preserve">Q3. Green bananas bought by a trader in Mombasa turn yellow and soft as they ripen. Which plant hormone controls this ripening?</w:t>
-      </w:r>
-    </w:p>
-    <w:p>
-      <w:pPr>
-        <w:keepNext/>
-        <w:spacing w:after="20"/>
-        <w:ind w:left="360"/>
-      </w:pPr>
-      <w:r>
-        <w:rPr>
-          <w:rFonts w:ascii="Arial" w:cs="Arial" w:eastAsia="Arial" w:hAnsi="Arial"/>
-          <w:sz w:val="21"/>
-          <w:szCs w:val="21"/>
-        </w:rPr>
-        <w:t xml:space="preserve">A.  Cytokinin</w:t>
-      </w:r>
-    </w:p>
-    <w:p>
-      <w:pPr>
-        <w:keepNext/>
-        <w:spacing w:after="20"/>
-        <w:ind w:left="360"/>
-      </w:pPr>
-      <w:r>
-        <w:rPr>
-          <w:rFonts w:ascii="Arial" w:cs="Arial" w:eastAsia="Arial" w:hAnsi="Arial"/>
-          <w:sz w:val="21"/>
-          <w:szCs w:val="21"/>
-        </w:rPr>
-        <w:t xml:space="preserve">B.  Gibberellin</w:t>
-      </w:r>
-    </w:p>
-    <w:p>
-      <w:pPr>
-        <w:keepNext/>
-        <w:spacing w:after="20"/>
-        <w:ind w:left="360"/>
-      </w:pPr>
-      <w:r>
-        <w:rPr>
-          <w:rFonts w:ascii="Arial" w:cs="Arial" w:eastAsia="Arial" w:hAnsi="Arial"/>
-          <w:sz w:val="21"/>
-          <w:szCs w:val="21"/>
-        </w:rPr>
-        <w:t xml:space="preserve">C.  Auxin</w:t>
+        <w:t xml:space="preserve">Q3. A learner is completing a hormone table. Which hormone is the odd one out because it works as a gas and promotes fruit ripening?</w:t>
+      </w:r>
+    </w:p>
+    <w:p>
+      <w:pPr>
+        <w:keepNext/>
+        <w:spacing w:after="20"/>
+        <w:ind w:left="360"/>
+      </w:pPr>
+      <w:r>
+        <w:rPr>
+          <w:rFonts w:ascii="Arial" w:cs="Arial" w:eastAsia="Arial" w:hAnsi="Arial"/>
+          <w:sz w:val="21"/>
+          <w:szCs w:val="21"/>
+        </w:rPr>
+        <w:t xml:space="preserve">A.  Gibberellins</w:t>
+      </w:r>
+    </w:p>
+    <w:p>
+      <w:pPr>
+        <w:keepNext/>
+        <w:spacing w:after="20"/>
+        <w:ind w:left="360"/>
+      </w:pPr>
+      <w:r>
+        <w:rPr>
+          <w:rFonts w:ascii="Arial" w:cs="Arial" w:eastAsia="Arial" w:hAnsi="Arial"/>
+          <w:sz w:val="21"/>
+          <w:szCs w:val="21"/>
+        </w:rPr>
+        <w:t xml:space="preserve">B.  Cytokinin</w:t>
       </w:r>
     </w:p>
     <w:p>
@@ -885,7 +936,22 @@
           <w:sz w:val="21"/>
           <w:szCs w:val="21"/>
         </w:rPr>
-        <w:t xml:space="preserve">D.  Ethylene</w:t>
+        <w:t xml:space="preserve">C.  Ethylene</w:t>
+      </w:r>
+    </w:p>
+    <w:p>
+      <w:pPr>
+        <w:keepNext/>
+        <w:spacing w:after="20"/>
+        <w:ind w:left="360"/>
+      </w:pPr>
+      <w:r>
+        <w:rPr>
+          <w:rFonts w:ascii="Arial" w:cs="Arial" w:eastAsia="Arial" w:hAnsi="Arial"/>
+          <w:sz w:val="21"/>
+          <w:szCs w:val="21"/>
+        </w:rPr>
+        <w:t xml:space="preserve">D.  Auxin (IAA)</w:t>
       </w:r>
     </w:p>
     <w:p>
@@ -901,7 +967,7 @@
           <w:sz w:val="21"/>
           <w:szCs w:val="21"/>
         </w:rPr>
-        <w:t xml:space="preserve">Correct answer: D. </w:t>
+        <w:t xml:space="preserve">Correct answer: C. </w:t>
       </w:r>
       <w:r>
         <w:rPr>
@@ -910,7 +976,7 @@
           <w:sz w:val="19"/>
           <w:szCs w:val="19"/>
         </w:rPr>
-        <w:t xml:space="preserve">Ethylene is the hormone that stimulates fruit ripening, for example in bananas and mangoes.</w:t>
+        <w:t xml:space="preserve">Ethylene is the gaseous hormone that promotes fruit ripening. The other hormones are not gases and do not mainly ripen fruit.</w:t>
       </w:r>
     </w:p>
     <w:p>
@@ -925,7 +991,7 @@
           <w:sz w:val="16"/>
           <w:szCs w:val="16"/>
         </w:rPr>
-        <w:t xml:space="preserve">USE AFTER: EXPLAIN PHASE — Explain: CER for (C) bean plants that develop side branches while maize stays unbranched, and the teacher's modelled CER on the tip of the bean stem</w:t>
+        <w:t xml:space="preserve">USE AFTER: EXPLAIN PHASE — Explain: CER on why the Rosecoco bean with tip intact had 0 branches but 3 branches when the tip was removed</w:t>
       </w:r>
     </w:p>
     <w:p>
@@ -941,52 +1007,52 @@
           <w:sz w:val="21"/>
           <w:szCs w:val="21"/>
         </w:rPr>
-        <w:t xml:space="preserve">Q4. A farmer cuts off the tip of a bean stem and soon side shoots start to grow from the lateral buds. What best explains this?</w:t>
-      </w:r>
-    </w:p>
-    <w:p>
-      <w:pPr>
-        <w:keepNext/>
-        <w:spacing w:after="20"/>
-        <w:ind w:left="360"/>
-      </w:pPr>
-      <w:r>
-        <w:rPr>
-          <w:rFonts w:ascii="Arial" w:cs="Arial" w:eastAsia="Arial" w:hAnsi="Arial"/>
-          <w:sz w:val="21"/>
-          <w:szCs w:val="21"/>
-        </w:rPr>
-        <w:t xml:space="preserve">A.  The tip makes abscisic acid that feeds the side buds, so removing it stops branching</w:t>
-      </w:r>
-    </w:p>
-    <w:p>
-      <w:pPr>
-        <w:keepNext/>
-        <w:spacing w:after="20"/>
-        <w:ind w:left="360"/>
-      </w:pPr>
-      <w:r>
-        <w:rPr>
-          <w:rFonts w:ascii="Arial" w:cs="Arial" w:eastAsia="Arial" w:hAnsi="Arial"/>
-          <w:sz w:val="21"/>
-          <w:szCs w:val="21"/>
-        </w:rPr>
-        <w:t xml:space="preserve">B.  The tip absorbs the rainwater, so removing it leaves more water for the side buds</w:t>
-      </w:r>
-    </w:p>
-    <w:p>
-      <w:pPr>
-        <w:keepNext/>
-        <w:spacing w:after="20"/>
-        <w:ind w:left="360"/>
-      </w:pPr>
-      <w:r>
-        <w:rPr>
-          <w:rFonts w:ascii="Arial" w:cs="Arial" w:eastAsia="Arial" w:hAnsi="Arial"/>
-          <w:sz w:val="21"/>
-          <w:szCs w:val="21"/>
-        </w:rPr>
-        <w:t xml:space="preserve">C.  Cutting the tip makes the plant stop making any hormones</w:t>
+        <w:t xml:space="preserve">Q4. In Mr. Wafula's experiment, a bean plant with its shoot tip intact had 1 main stem and 0 branches at Day 25. A bean plant with the tip removed at Day 20 had 3 lateral branches by Day 32. Which Claim-Evidence-Reasoning statement is the strongest explanation?</w:t>
+      </w:r>
+    </w:p>
+    <w:p>
+      <w:pPr>
+        <w:keepNext/>
+        <w:spacing w:after="20"/>
+        <w:ind w:left="360"/>
+      </w:pPr>
+      <w:r>
+        <w:rPr>
+          <w:rFonts w:ascii="Arial" w:cs="Arial" w:eastAsia="Arial" w:hAnsi="Arial"/>
+          <w:sz w:val="21"/>
+          <w:szCs w:val="21"/>
+        </w:rPr>
+        <w:t xml:space="preserve">A.  The plant with the tip removed was taller, so it grew more branches</w:t>
+      </w:r>
+    </w:p>
+    <w:p>
+      <w:pPr>
+        <w:keepNext/>
+        <w:spacing w:after="20"/>
+        <w:ind w:left="360"/>
+      </w:pPr>
+      <w:r>
+        <w:rPr>
+          <w:rFonts w:ascii="Arial" w:cs="Arial" w:eastAsia="Arial" w:hAnsi="Arial"/>
+          <w:sz w:val="21"/>
+          <w:szCs w:val="21"/>
+        </w:rPr>
+        <w:t xml:space="preserve">B.  Branches grow after Day 30 in all beans, so the tip made no difference</w:t>
+      </w:r>
+    </w:p>
+    <w:p>
+      <w:pPr>
+        <w:keepNext/>
+        <w:spacing w:after="20"/>
+        <w:ind w:left="360"/>
+      </w:pPr>
+      <w:r>
+        <w:rPr>
+          <w:rFonts w:ascii="Arial" w:cs="Arial" w:eastAsia="Arial" w:hAnsi="Arial"/>
+          <w:sz w:val="21"/>
+          <w:szCs w:val="21"/>
+        </w:rPr>
+        <w:t xml:space="preserve">C.  Cytokinin is made in the shoot tip and stops branching, so there were 0 branches</w:t>
       </w:r>
     </w:p>
     <w:p>
@@ -1004,7 +1070,7 @@
           <w:sz w:val="21"/>
           <w:szCs w:val="21"/>
         </w:rPr>
-        <w:t xml:space="preserve">D.  The tip makes auxin that suppresses lateral buds, so removing it lets side buds grow</w:t>
+        <w:t xml:space="preserve">D.  Auxin from the shoot tip inhibits lateral buds; with the tip removed, 3 branches grew instead of 0, so the tip was the cause</w:t>
       </w:r>
     </w:p>
     <w:p>
@@ -1029,7 +1095,7 @@
           <w:sz w:val="19"/>
           <w:szCs w:val="19"/>
         </w:rPr>
-        <w:t xml:space="preserve">This is apical dominance: auxin from the tip suppresses lateral buds. When the tip is removed, auxin falls and lateral buds grow, helped by cytokinins.</w:t>
+        <w:t xml:space="preserve">A strong CER gives a claim (the tip stops branching), evidence with numbers (0 vs 3 branches) and reasoning naming auxin inhibiting lateral buds. Cytokinin promotes lateral buds, so it does not stop branching.</w:t>
       </w:r>
     </w:p>
     <w:p>
@@ -1044,7 +1110,7 @@
           <w:sz w:val="16"/>
           <w:szCs w:val="16"/>
         </w:rPr>
-        <w:t xml:space="preserve">USE AFTER: EXPLAIN PHASE — Explain: CER rubric oral probes on misconceptions (hormones are food for the plant)</w:t>
+        <w:t xml:space="preserve">USE AFTER: EXPLAIN PHASE — Explain: second CER on dormancy of 8 beans, 7 germinated after scarification</w:t>
       </w:r>
     </w:p>
     <w:p>
@@ -1060,37 +1126,22 @@
           <w:sz w:val="21"/>
           <w:szCs w:val="21"/>
         </w:rPr>
-        <w:t xml:space="preserve">Q5. A student writes: 'Hormones are food for the plant, so a plant with more hormones has more energy to grow.' What is wrong with this idea?</w:t>
-      </w:r>
-    </w:p>
-    <w:p>
-      <w:pPr>
-        <w:keepNext/>
-        <w:spacing w:after="20"/>
-        <w:ind w:left="360"/>
-      </w:pPr>
-      <w:r>
-        <w:rPr>
-          <w:rFonts w:ascii="Arial" w:cs="Arial" w:eastAsia="Arial" w:hAnsi="Arial"/>
-          <w:sz w:val="21"/>
-          <w:szCs w:val="21"/>
-        </w:rPr>
-        <w:t xml:space="preserve">A.  Hormones only work on seeds and never on shoots or roots</w:t>
-      </w:r>
-    </w:p>
-    <w:p>
-      <w:pPr>
-        <w:keepNext/>
-        <w:spacing w:after="20"/>
-        <w:ind w:left="360"/>
-      </w:pPr>
-      <w:r>
-        <w:rPr>
-          <w:rFonts w:ascii="Arial" w:cs="Arial" w:eastAsia="Arial" w:hAnsi="Arial"/>
-          <w:sz w:val="21"/>
-          <w:szCs w:val="21"/>
-        </w:rPr>
-        <w:t xml:space="preserve">B.  Nothing is wrong; hormones are the main food of a plant</w:t>
+        <w:t xml:space="preserve">Q5. A farmer had 8 healthy-looking bean seeds with hard seed coats that did not germinate. After scarification, 7 of the 8 germinated by Day 7. Which hormone idea best explains why the seeds were dormant before scarification and how they woke up?</w:t>
+      </w:r>
+    </w:p>
+    <w:p>
+      <w:pPr>
+        <w:keepNext/>
+        <w:spacing w:after="20"/>
+        <w:ind w:left="360"/>
+      </w:pPr>
+      <w:r>
+        <w:rPr>
+          <w:rFonts w:ascii="Arial" w:cs="Arial" w:eastAsia="Arial" w:hAnsi="Arial"/>
+          <w:sz w:val="21"/>
+          <w:szCs w:val="21"/>
+        </w:rPr>
+        <w:t xml:space="preserve">A.  Hormones played no part, because only the hard seed coat matters</w:t>
       </w:r>
     </w:p>
     <w:p>
@@ -1108,22 +1159,37 @@
           <w:sz w:val="21"/>
           <w:szCs w:val="21"/>
         </w:rPr>
-        <w:t xml:space="preserve">C.  Hormones are chemical messengers that control growth processes; they are not food</w:t>
-      </w:r>
-    </w:p>
-    <w:p>
-      <w:pPr>
-        <w:keepNext/>
-        <w:spacing w:after="20"/>
-        <w:ind w:left="360"/>
-      </w:pPr>
-      <w:r>
-        <w:rPr>
-          <w:rFonts w:ascii="Arial" w:cs="Arial" w:eastAsia="Arial" w:hAnsi="Arial"/>
-          <w:sz w:val="21"/>
-          <w:szCs w:val="21"/>
-        </w:rPr>
-        <w:t xml:space="preserve">D.  Hormones are found only in animals, not in plants</w:t>
+        <w:t xml:space="preserve">B.  Abscisic acid maintains dormancy, while gibberellins promote germination</w:t>
+      </w:r>
+    </w:p>
+    <w:p>
+      <w:pPr>
+        <w:keepNext/>
+        <w:spacing w:after="20"/>
+        <w:ind w:left="360"/>
+      </w:pPr>
+      <w:r>
+        <w:rPr>
+          <w:rFonts w:ascii="Arial" w:cs="Arial" w:eastAsia="Arial" w:hAnsi="Arial"/>
+          <w:sz w:val="21"/>
+          <w:szCs w:val="21"/>
+        </w:rPr>
+        <w:t xml:space="preserve">C.  Ethylene kept the seeds dormant and auxin made them germinate</w:t>
+      </w:r>
+    </w:p>
+    <w:p>
+      <w:pPr>
+        <w:keepNext/>
+        <w:spacing w:after="20"/>
+        <w:ind w:left="360"/>
+      </w:pPr>
+      <w:r>
+        <w:rPr>
+          <w:rFonts w:ascii="Arial" w:cs="Arial" w:eastAsia="Arial" w:hAnsi="Arial"/>
+          <w:sz w:val="21"/>
+          <w:szCs w:val="21"/>
+        </w:rPr>
+        <w:t xml:space="preserve">D.  Cytokinin maintains dormancy, while abscisic acid promotes germination</w:t>
       </w:r>
     </w:p>
     <w:p>
@@ -1139,7 +1205,7 @@
           <w:sz w:val="21"/>
           <w:szCs w:val="21"/>
         </w:rPr>
-        <w:t xml:space="preserve">Correct answer: C. </w:t>
+        <w:t xml:space="preserve">Correct answer: B. </w:t>
       </w:r>
       <w:r>
         <w:rPr>
@@ -1148,7 +1214,7 @@
           <w:sz w:val="19"/>
           <w:szCs w:val="19"/>
         </w:rPr>
-        <w:t xml:space="preserve">Plant hormones are chemical messengers that coordinate processes such as cell division, elongation and germination. Plants make their own food by photosynthesis.</w:t>
+        <w:t xml:space="preserve">Abscisic acid maintains dormancy and gibberellins promote germination, so hormone balance is involved alongside the hard coat. The other options reverse or misassign the hormone roles.</w:t>
       </w:r>
     </w:p>
     <w:p>
@@ -1163,7 +1229,7 @@
           <w:sz w:val="16"/>
           <w:szCs w:val="16"/>
         </w:rPr>
-        <w:t xml:space="preserve">USE AFTER: EXPLAIN PHASE — Explain: CER for (D) farmers in Kericho or Nyeri rooting tea or tree cuttings with natural hormone sources</w:t>
+        <w:t xml:space="preserve">USE AFTER: DQB PHASE — DQB: sorting questions into Answered today, Partly answered and New</w:t>
       </w:r>
     </w:p>
     <w:p>
@@ -1179,52 +1245,22 @@
           <w:sz w:val="21"/>
           <w:szCs w:val="21"/>
         </w:rPr>
-        <w:t xml:space="preserve">Q6. Farmers in Kericho root tea cuttings using natural sources such as bulb onion or Aloe extract. Which hormone group do these sources help to supply so that roots form on the cuttings?</w:t>
-      </w:r>
-    </w:p>
-    <w:p>
-      <w:pPr>
-        <w:keepNext/>
-        <w:spacing w:after="20"/>
-        <w:ind w:left="360"/>
-      </w:pPr>
-      <w:r>
-        <w:rPr>
-          <w:rFonts w:ascii="Arial" w:cs="Arial" w:eastAsia="Arial" w:hAnsi="Arial"/>
-          <w:sz w:val="21"/>
-          <w:szCs w:val="21"/>
-        </w:rPr>
-        <w:t xml:space="preserve">A.  Abscisic acid, which keeps the cutting dormant</w:t>
-      </w:r>
-    </w:p>
-    <w:p>
-      <w:pPr>
-        <w:keepNext/>
-        <w:spacing w:after="20"/>
-        <w:ind w:left="360"/>
-      </w:pPr>
-      <w:r>
-        <w:rPr>
-          <w:rFonts w:ascii="Arial" w:cs="Arial" w:eastAsia="Arial" w:hAnsi="Arial"/>
-          <w:sz w:val="21"/>
-          <w:szCs w:val="21"/>
-        </w:rPr>
-        <w:t xml:space="preserve">B.  Ethylene, which ripens the cutting</w:t>
-      </w:r>
-    </w:p>
-    <w:p>
-      <w:pPr>
-        <w:keepNext/>
-        <w:spacing w:after="20"/>
-        <w:ind w:left="360"/>
-      </w:pPr>
-      <w:r>
-        <w:rPr>
-          <w:rFonts w:ascii="Arial" w:cs="Arial" w:eastAsia="Arial" w:hAnsi="Arial"/>
-          <w:sz w:val="21"/>
-          <w:szCs w:val="21"/>
-        </w:rPr>
-        <w:t xml:space="preserve">C.  Gibberellins, which close the stomata</w:t>
+        <w:t xml:space="preserve">Q6. After the lesson, a learner says: 'Each plant hormone does only one job.' Which fact from this lesson shows that this idea is wrong?</w:t>
+      </w:r>
+    </w:p>
+    <w:p>
+      <w:pPr>
+        <w:keepNext/>
+        <w:spacing w:after="20"/>
+        <w:ind w:left="360"/>
+      </w:pPr>
+      <w:r>
+        <w:rPr>
+          <w:rFonts w:ascii="Arial" w:cs="Arial" w:eastAsia="Arial" w:hAnsi="Arial"/>
+          <w:sz w:val="21"/>
+          <w:szCs w:val="21"/>
+        </w:rPr>
+        <w:t xml:space="preserve">A.  Ethylene promotes fruit ripening</w:t>
       </w:r>
     </w:p>
     <w:p>
@@ -1242,7 +1278,37 @@
           <w:sz w:val="21"/>
           <w:szCs w:val="21"/>
         </w:rPr>
-        <w:t xml:space="preserve">D.  Auxins, which promote the rooting of cuttings</w:t>
+        <w:t xml:space="preserve">B.  Gibberellins promote both seed germination and stem elongation</w:t>
+      </w:r>
+    </w:p>
+    <w:p>
+      <w:pPr>
+        <w:keepNext/>
+        <w:spacing w:after="20"/>
+        <w:ind w:left="360"/>
+      </w:pPr>
+      <w:r>
+        <w:rPr>
+          <w:rFonts w:ascii="Arial" w:cs="Arial" w:eastAsia="Arial" w:hAnsi="Arial"/>
+          <w:sz w:val="21"/>
+          <w:szCs w:val="21"/>
+        </w:rPr>
+        <w:t xml:space="preserve">C.  Cytokinins promote cell division</w:t>
+      </w:r>
+    </w:p>
+    <w:p>
+      <w:pPr>
+        <w:keepNext/>
+        <w:spacing w:after="20"/>
+        <w:ind w:left="360"/>
+      </w:pPr>
+      <w:r>
+        <w:rPr>
+          <w:rFonts w:ascii="Arial" w:cs="Arial" w:eastAsia="Arial" w:hAnsi="Arial"/>
+          <w:sz w:val="21"/>
+          <w:szCs w:val="21"/>
+        </w:rPr>
+        <w:t xml:space="preserve">D.  Abscisic acid maintains dormancy</w:t>
       </w:r>
     </w:p>
     <w:p>
@@ -1258,7 +1324,7 @@
           <w:sz w:val="21"/>
           <w:szCs w:val="21"/>
         </w:rPr>
-        <w:t xml:space="preserve">Correct answer: D. </w:t>
+        <w:t xml:space="preserve">Correct answer: B. </w:t>
       </w:r>
       <w:r>
         <w:rPr>
@@ -1267,7 +1333,7 @@
           <w:sz w:val="19"/>
           <w:szCs w:val="19"/>
         </w:rPr>
-        <w:t xml:space="preserve">Auxins promote root formation on cuttings, which is why natural rooting sources are used in tree nurseries.</w:t>
+        <w:t xml:space="preserve">Gibberellins have two roles in this lesson: promoting seed germination and promoting stem elongation. Auxin also has two roles, but the other options each give a single role.</w:t>
       </w:r>
     </w:p>
     <w:p>
@@ -1282,7 +1348,7 @@
           <w:sz w:val="16"/>
           <w:szCs w:val="16"/>
         </w:rPr>
-        <w:t xml:space="preserve">USE AFTER: MODEL BUILDING PHASE — Model: revising the Day 1 model to add hormones and links to dormancy and germination conditions</w:t>
+        <w:t xml:space="preserve">USE AFTER: MODEL BUILDING PHASE — Model: revising the Day 1 model with a hormone 'control system' and labelled arrows</w:t>
       </w:r>
     </w:p>
     <w:p>
@@ -1298,7 +1364,52 @@
           <w:sz w:val="21"/>
           <w:szCs w:val="21"/>
         </w:rPr>
-        <w:t xml:space="preserve">Q7. Two maize seeds are planted on the same day with the same rain. One germinates in three days and the other takes longer. What is the best explanation that includes hormones?</w:t>
+        <w:t xml:space="preserve">Q7. Learners are revising their Day 1 model of maize and beans. Which labelled arrow should they add to show apical dominance?</w:t>
+      </w:r>
+    </w:p>
+    <w:p>
+      <w:pPr>
+        <w:keepNext/>
+        <w:spacing w:after="20"/>
+        <w:ind w:left="360"/>
+      </w:pPr>
+      <w:r>
+        <w:rPr>
+          <w:rFonts w:ascii="Arial" w:cs="Arial" w:eastAsia="Arial" w:hAnsi="Arial"/>
+          <w:sz w:val="21"/>
+          <w:szCs w:val="21"/>
+        </w:rPr>
+        <w:t xml:space="preserve">A.  Abscisic acid from the lateral buds, promoting stem elongation</w:t>
+      </w:r>
+    </w:p>
+    <w:p>
+      <w:pPr>
+        <w:keepNext/>
+        <w:spacing w:after="20"/>
+        <w:ind w:left="360"/>
+      </w:pPr>
+      <w:r>
+        <w:rPr>
+          <w:rFonts w:ascii="Arial" w:cs="Arial" w:eastAsia="Arial" w:hAnsi="Arial"/>
+          <w:sz w:val="21"/>
+          <w:szCs w:val="21"/>
+        </w:rPr>
+        <w:t xml:space="preserve">B.  Gibberellins from the shoot tip, maintaining dormancy</w:t>
+      </w:r>
+    </w:p>
+    <w:p>
+      <w:pPr>
+        <w:keepNext/>
+        <w:spacing w:after="20"/>
+        <w:ind w:left="360"/>
+      </w:pPr>
+      <w:r>
+        <w:rPr>
+          <w:rFonts w:ascii="Arial" w:cs="Arial" w:eastAsia="Arial" w:hAnsi="Arial"/>
+          <w:sz w:val="21"/>
+          <w:szCs w:val="21"/>
+        </w:rPr>
+        <w:t xml:space="preserve">C.  Cytokinin from the shoot tip, inhibiting lateral buds</w:t>
       </w:r>
     </w:p>
     <w:p>
@@ -1316,52 +1427,7 @@
           <w:sz w:val="21"/>
           <w:szCs w:val="21"/>
         </w:rPr>
-        <w:t xml:space="preserve">A.  Hormones respond to conditions such as water, oxygen and temperature, so seeds can differ in when they germinate</w:t>
-      </w:r>
-    </w:p>
-    <w:p>
-      <w:pPr>
-        <w:keepNext/>
-        <w:spacing w:after="20"/>
-        <w:ind w:left="360"/>
-      </w:pPr>
-      <w:r>
-        <w:rPr>
-          <w:rFonts w:ascii="Arial" w:cs="Arial" w:eastAsia="Arial" w:hAnsi="Arial"/>
-          <w:sz w:val="21"/>
-          <w:szCs w:val="21"/>
-        </w:rPr>
-        <w:t xml:space="preserve">B.  Only seeds without hormones can germinate late</w:t>
-      </w:r>
-    </w:p>
-    <w:p>
-      <w:pPr>
-        <w:keepNext/>
-        <w:spacing w:after="20"/>
-        <w:ind w:left="360"/>
-      </w:pPr>
-      <w:r>
-        <w:rPr>
-          <w:rFonts w:ascii="Arial" w:cs="Arial" w:eastAsia="Arial" w:hAnsi="Arial"/>
-          <w:sz w:val="21"/>
-          <w:szCs w:val="21"/>
-        </w:rPr>
-        <w:t xml:space="preserve">C.  Rain alone decides when every seed germinates, so hormones play no part</w:t>
-      </w:r>
-    </w:p>
-    <w:p>
-      <w:pPr>
-        <w:keepNext/>
-        <w:spacing w:after="20"/>
-        <w:ind w:left="360"/>
-      </w:pPr>
-      <w:r>
-        <w:rPr>
-          <w:rFonts w:ascii="Arial" w:cs="Arial" w:eastAsia="Arial" w:hAnsi="Arial"/>
-          <w:sz w:val="21"/>
-          <w:szCs w:val="21"/>
-        </w:rPr>
-        <w:t xml:space="preserve">D.  Hormones replace water, oxygen and temperature, so these factors do not matter</w:t>
+        <w:t xml:space="preserve">D.  Auxin from the shoot tip, inhibiting lateral buds</w:t>
       </w:r>
     </w:p>
     <w:p>
@@ -1377,7 +1443,7 @@
           <w:sz w:val="21"/>
           <w:szCs w:val="21"/>
         </w:rPr>
-        <w:t xml:space="preserve">Correct answer: A. </w:t>
+        <w:t xml:space="preserve">Correct answer: D. </w:t>
       </w:r>
       <w:r>
         <w:rPr>
@@ -1386,7 +1452,126 @@
           <w:sz w:val="19"/>
           <w:szCs w:val="19"/>
         </w:rPr>
-        <w:t xml:space="preserve">Hormones do not replace environmental conditions; they respond to them. Differences in hormone balance, such as gibberellins versus abscisic acid, can change germination time even with the same rain.</w:t>
+        <w:t xml:space="preserve">Apical dominance is auxin made in the shoot tip inhibiting lateral buds. Cytokinin promotes lateral buds, abscisic acid maintains dormancy and gibberellins promote germination and elongation.</w:t>
+      </w:r>
+    </w:p>
+    <w:p>
+      <w:pPr>
+        <w:keepNext/>
+        <w:spacing w:after="40" w:before="200"/>
+      </w:pPr>
+      <w:r>
+        <w:rPr>
+          <w:rFonts w:ascii="Arial" w:cs="Arial" w:eastAsia="Arial" w:hAnsi="Arial"/>
+          <w:color w:val="1F6B75"/>
+          <w:sz w:val="16"/>
+          <w:szCs w:val="16"/>
+        </w:rPr>
+        <w:t xml:space="preserve">USE AFTER: END OF LESSON — End of lesson: exit ticket on how the evidence helps answer the driving question</w:t>
+      </w:r>
+    </w:p>
+    <w:p>
+      <w:pPr>
+        <w:keepNext/>
+        <w:spacing w:after="80"/>
+      </w:pPr>
+      <w:r>
+        <w:rPr>
+          <w:rFonts w:ascii="Arial" w:cs="Arial" w:eastAsia="Arial" w:hAnsi="Arial"/>
+          <w:b/>
+          <w:bCs/>
+          <w:sz w:val="21"/>
+          <w:szCs w:val="21"/>
+        </w:rPr>
+        <w:t xml:space="preserve">Q8. A farmer in Kitale cuts off the shoot tip of a bean plant and wants more side branches. Which hormone effect explains why this works?</w:t>
+      </w:r>
+    </w:p>
+    <w:p>
+      <w:pPr>
+        <w:keepNext/>
+        <w:spacing w:after="20"/>
+        <w:ind w:left="360"/>
+      </w:pPr>
+      <w:r>
+        <w:rPr>
+          <w:rFonts w:ascii="Arial" w:cs="Arial" w:eastAsia="Arial" w:hAnsi="Arial"/>
+          <w:sz w:val="21"/>
+          <w:szCs w:val="21"/>
+        </w:rPr>
+        <w:t xml:space="preserve">A.  Cutting the tip makes ethylene ripen the side buds into branches</w:t>
+      </w:r>
+    </w:p>
+    <w:p>
+      <w:pPr>
+        <w:keepNext/>
+        <w:spacing w:after="20"/>
+        <w:ind w:left="360"/>
+      </w:pPr>
+      <w:r>
+        <w:rPr>
+          <w:rFonts w:ascii="Arial" w:cs="Arial" w:eastAsia="Arial" w:hAnsi="Arial"/>
+          <w:sz w:val="21"/>
+          <w:szCs w:val="21"/>
+        </w:rPr>
+        <w:t xml:space="preserve">B.  Cutting the tip removes cytokinin, which allows the side buds to grow</w:t>
+      </w:r>
+    </w:p>
+    <w:p>
+      <w:pPr>
+        <w:keepNext/>
+        <w:spacing w:after="20"/>
+        <w:ind w:left="360"/>
+      </w:pPr>
+      <w:r>
+        <w:rPr>
+          <w:rFonts w:ascii="Arial" w:cs="Arial" w:eastAsia="Arial" w:hAnsi="Arial"/>
+          <w:b/>
+          <w:bCs/>
+          <w:color w:val="2E7D4F"/>
+          <w:sz w:val="21"/>
+          <w:szCs w:val="21"/>
+        </w:rPr>
+        <w:t xml:space="preserve">C.  Without the tip, less auxin reaches the side buds, so they are no longer inhibited and can grow</w:t>
+      </w:r>
+    </w:p>
+    <w:p>
+      <w:pPr>
+        <w:keepNext/>
+        <w:spacing w:after="20"/>
+        <w:ind w:left="360"/>
+      </w:pPr>
+      <w:r>
+        <w:rPr>
+          <w:rFonts w:ascii="Arial" w:cs="Arial" w:eastAsia="Arial" w:hAnsi="Arial"/>
+          <w:sz w:val="21"/>
+          <w:szCs w:val="21"/>
+        </w:rPr>
+        <w:t xml:space="preserve">D.  Cutting the tip makes the plant produce more abscisic acid, which grows side buds</w:t>
+      </w:r>
+    </w:p>
+    <w:p>
+      <w:pPr>
+        <w:spacing w:after="120" w:before="60"/>
+      </w:pPr>
+      <w:r>
+        <w:rPr>
+          <w:rFonts w:ascii="Arial" w:cs="Arial" w:eastAsia="Arial" w:hAnsi="Arial"/>
+          <w:b/>
+          <w:bCs/>
+          <w:color w:val="2E7D4F"/>
+          <w:sz w:val="21"/>
+          <w:szCs w:val="21"/>
+        </w:rPr>
+        <w:t xml:space="preserve">Correct answer: C. </w:t>
+      </w:r>
+      <w:r>
+        <w:rPr>
+          <w:rFonts w:ascii="Arial" w:cs="Arial" w:eastAsia="Arial" w:hAnsi="Arial"/>
+          <w:color w:val="444444"/>
+          <w:sz w:val="19"/>
+          <w:szCs w:val="19"/>
+        </w:rPr>
+        <w:t xml:space="preserve">Auxin from the tip inhibits lateral buds. Removing the tip removes this source, so the lateral buds grow, as in the 0 vs 3 branches data. Cytokinin promotes lateral buds rather than blocking them.</w:t>
       </w:r>
     </w:p>
     <w:p>
@@ -1405,7 +1590,7 @@
         </w:rPr>
         <w:t xml:space="preserve">© 2026 SeaVuria and ARES. Aligned with KICD objectives. Developed by SeaVuria; technical implementation by ARES (with AI assistance from Claude). Licensed under </w:t>
       </w:r>
-      <w:hyperlink w:history="1" r:id="rIdakt9lfqw-uyze0tn2aufv">
+      <w:hyperlink w:history="1" r:id="rId4thqoazpanqbojfjhojb5">
         <w:r>
           <w:rPr>
             <w:rFonts w:ascii="Arial" w:cs="Arial" w:eastAsia="Arial" w:hAnsi="Arial"/>
@@ -1426,7 +1611,7 @@
         </w:rPr>
         <w:t xml:space="preserve"> (</w:t>
       </w:r>
-      <w:hyperlink w:history="1" r:id="rId-kykky3qliugncayyst9l">
+      <w:hyperlink w:history="1" r:id="rId9xljx5lvp_cbzrxshfybh">
         <w:r>
           <w:rPr>
             <w:rFonts w:ascii="Arial" w:cs="Arial" w:eastAsia="Arial" w:hAnsi="Arial"/>
